--- a/consent.docx
+++ b/consent.docx
@@ -192,7 +192,6 @@
           <w:rFonts w:ascii="Times New Roman" w:eastAsia="Times New Roman" w:hAnsi="Times New Roman" w:cs="Times New Roman"/>
           <w:sz w:val="24"/>
           <w:szCs w:val="24"/>
-          <w:lang w:val="en-US"/>
         </w:rPr>
         <w:t xml:space="preserve"> </w:t>
       </w:r>
@@ -287,11 +286,11 @@
           <w:bottom w:val="none" w:sz="4" w:space="0" w:color="000000"/>
           <w:right w:val="none" w:sz="4" w:space="0" w:color="000000"/>
         </w:pBdr>
-        <w:ind w:left="-425"/>
+        <w:ind w:left="-425" w:firstLine="425"/>
         <w:jc w:val="both"/>
         <w:rPr>
-          <w:rFonts w:ascii="Times New Roman" w:hAnsi="Times New Roman" w:cs="Times New Roman"/>
-          <w:sz w:val="28"/>
+          <w:rFonts w:ascii="Times New Roman" w:eastAsia="Times New Roman" w:hAnsi="Times New Roman" w:cs="Times New Roman"/>
+          <w:sz w:val="24"/>
           <w:szCs w:val="24"/>
         </w:rPr>
       </w:pPr>
@@ -301,116 +300,7 @@
           <w:sz w:val="24"/>
           <w:szCs w:val="24"/>
         </w:rPr>
-        <w:t>Фамилия, имя, отчество: _______________________________________________</w:t>
-      </w:r>
-    </w:p>
-    <w:p>
-      <w:pPr>
-        <w:pBdr>
-          <w:top w:val="none" w:sz="4" w:space="0" w:color="000000"/>
-          <w:left w:val="none" w:sz="4" w:space="0" w:color="000000"/>
-          <w:bottom w:val="none" w:sz="4" w:space="0" w:color="000000"/>
-          <w:right w:val="none" w:sz="4" w:space="0" w:color="000000"/>
-        </w:pBdr>
-        <w:ind w:left="-425"/>
-        <w:jc w:val="both"/>
-        <w:rPr>
-          <w:rFonts w:ascii="Times New Roman" w:hAnsi="Times New Roman" w:cs="Times New Roman"/>
-          <w:sz w:val="28"/>
-          <w:szCs w:val="24"/>
-        </w:rPr>
-      </w:pPr>
-      <w:r>
-        <w:rPr>
-          <w:rFonts w:ascii="Times New Roman" w:eastAsia="Times New Roman" w:hAnsi="Times New Roman" w:cs="Times New Roman"/>
-          <w:sz w:val="24"/>
-          <w:szCs w:val="24"/>
-        </w:rPr>
-        <w:t>Номер участника: ______________________________________________________</w:t>
-      </w:r>
-    </w:p>
-    <w:p>
-      <w:pPr>
-        <w:pBdr>
-          <w:top w:val="none" w:sz="4" w:space="0" w:color="000000"/>
-          <w:left w:val="none" w:sz="4" w:space="0" w:color="000000"/>
-          <w:bottom w:val="none" w:sz="4" w:space="0" w:color="000000"/>
-          <w:right w:val="none" w:sz="4" w:space="0" w:color="000000"/>
-        </w:pBdr>
-        <w:ind w:left="-425"/>
-        <w:jc w:val="both"/>
-        <w:rPr>
-          <w:rFonts w:ascii="Times New Roman" w:hAnsi="Times New Roman" w:cs="Times New Roman"/>
-          <w:sz w:val="28"/>
-          <w:szCs w:val="24"/>
-        </w:rPr>
-      </w:pPr>
-      <w:r>
-        <w:rPr>
-          <w:rFonts w:ascii="Times New Roman" w:eastAsia="Times New Roman" w:hAnsi="Times New Roman" w:cs="Times New Roman"/>
-          <w:sz w:val="24"/>
-          <w:szCs w:val="24"/>
-        </w:rPr>
-        <w:t>Возраст: _______________________________________________________________</w:t>
-      </w:r>
-    </w:p>
-    <w:p>
-      <w:pPr>
-        <w:pBdr>
-          <w:top w:val="none" w:sz="4" w:space="0" w:color="000000"/>
-          <w:left w:val="none" w:sz="4" w:space="0" w:color="000000"/>
-          <w:bottom w:val="none" w:sz="4" w:space="0" w:color="000000"/>
-          <w:right w:val="none" w:sz="4" w:space="0" w:color="000000"/>
-        </w:pBdr>
-        <w:ind w:left="-425"/>
-        <w:jc w:val="both"/>
-        <w:rPr>
-          <w:rFonts w:ascii="Times New Roman" w:hAnsi="Times New Roman" w:cs="Times New Roman"/>
-          <w:sz w:val="28"/>
-          <w:szCs w:val="24"/>
-        </w:rPr>
-      </w:pPr>
-      <w:r>
-        <w:rPr>
-          <w:rFonts w:ascii="Times New Roman" w:eastAsia="Times New Roman" w:hAnsi="Times New Roman" w:cs="Times New Roman"/>
-          <w:sz w:val="24"/>
-          <w:szCs w:val="24"/>
-        </w:rPr>
-        <w:t>Пол: ___________________________________________________________________</w:t>
-      </w:r>
-    </w:p>
-    <w:p>
-      <w:pPr>
-        <w:pBdr>
-          <w:top w:val="none" w:sz="4" w:space="0" w:color="000000"/>
-          <w:left w:val="none" w:sz="4" w:space="0" w:color="000000"/>
-          <w:bottom w:val="none" w:sz="4" w:space="0" w:color="000000"/>
-          <w:right w:val="none" w:sz="4" w:space="0" w:color="000000"/>
-        </w:pBdr>
-        <w:ind w:left="-425"/>
-        <w:jc w:val="both"/>
-        <w:rPr>
-          <w:rFonts w:ascii="Times New Roman" w:hAnsi="Times New Roman" w:cs="Times New Roman"/>
-          <w:sz w:val="28"/>
-          <w:szCs w:val="24"/>
-        </w:rPr>
-      </w:pPr>
-      <w:r>
-        <w:rPr>
-          <w:rFonts w:ascii="Times New Roman" w:eastAsia="Times New Roman" w:hAnsi="Times New Roman" w:cs="Times New Roman"/>
-          <w:sz w:val="24"/>
-          <w:szCs w:val="24"/>
-        </w:rPr>
-        <w:t>Электронная почта (</w:t>
-      </w:r>
-      <w:r>
-        <w:rPr>
-          <w:rFonts w:ascii="Times New Roman" w:eastAsia="Times New Roman" w:hAnsi="Times New Roman" w:cs="Times New Roman"/>
-          <w:sz w:val="24"/>
-          <w:szCs w:val="24"/>
-          <w:highlight w:val="yellow"/>
-        </w:rPr>
-        <w:t>для отправки сертификата участия):</w:t>
+        <w:t>Выбор варианта «Я согласен / согласна принять участие» в онлайн-опросе означает, что вы</w:t>
       </w:r>
       <w:r>
         <w:rPr>
@@ -418,132 +308,17 @@
           <w:sz w:val="24"/>
           <w:szCs w:val="24"/>
         </w:rPr>
-        <w:t xml:space="preserve"> ____________________</w:t>
+        <w:br/>
+        <w:t>ознакомились с приведённой информацией и добровольно соглашаетесь участвовать в</w:t>
       </w:r>
-    </w:p>
-    <w:p>
-      <w:pPr>
-        <w:pBdr>
-          <w:top w:val="none" w:sz="4" w:space="0" w:color="000000"/>
-          <w:left w:val="none" w:sz="4" w:space="0" w:color="000000"/>
-          <w:bottom w:val="none" w:sz="4" w:space="0" w:color="000000"/>
-          <w:right w:val="none" w:sz="4" w:space="0" w:color="000000"/>
-        </w:pBdr>
-        <w:ind w:left="-425"/>
-        <w:jc w:val="both"/>
-        <w:rPr>
-          <w:rFonts w:ascii="Times New Roman" w:hAnsi="Times New Roman" w:cs="Times New Roman"/>
-          <w:sz w:val="28"/>
-          <w:szCs w:val="24"/>
-        </w:rPr>
-      </w:pPr>
       <w:r>
         <w:rPr>
           <w:rFonts w:ascii="Times New Roman" w:eastAsia="Times New Roman" w:hAnsi="Times New Roman" w:cs="Times New Roman"/>
           <w:sz w:val="24"/>
           <w:szCs w:val="24"/>
         </w:rPr>
-        <w:t>Согласие на участие в исследовании:</w:t>
-      </w:r>
-    </w:p>
-    <w:p>
-      <w:pPr>
-        <w:pBdr>
-          <w:top w:val="none" w:sz="4" w:space="0" w:color="000000"/>
-          <w:left w:val="none" w:sz="4" w:space="0" w:color="000000"/>
-          <w:bottom w:val="none" w:sz="4" w:space="0" w:color="000000"/>
-          <w:right w:val="none" w:sz="4" w:space="0" w:color="000000"/>
-        </w:pBdr>
-        <w:ind w:left="-425"/>
-        <w:jc w:val="both"/>
-        <w:rPr>
-          <w:rFonts w:ascii="Times New Roman" w:hAnsi="Times New Roman" w:cs="Times New Roman"/>
-          <w:sz w:val="28"/>
-          <w:szCs w:val="24"/>
-        </w:rPr>
-      </w:pPr>
-      <w:r>
-        <w:rPr>
-          <w:rFonts w:ascii="Times New Roman" w:eastAsia="Times New Roman" w:hAnsi="Times New Roman" w:cs="Times New Roman"/>
-          <w:sz w:val="24"/>
-          <w:szCs w:val="24"/>
-        </w:rPr>
-        <w:t>☐ Я ознакомился(ась) с информацией об исследовании и добровольно соглашаюсь принять участие.</w:t>
-      </w:r>
-    </w:p>
-    <w:p>
-      <w:pPr>
-        <w:pBdr>
-          <w:top w:val="none" w:sz="4" w:space="0" w:color="000000"/>
-          <w:left w:val="none" w:sz="4" w:space="0" w:color="000000"/>
-          <w:bottom w:val="none" w:sz="4" w:space="0" w:color="000000"/>
-          <w:right w:val="none" w:sz="4" w:space="0" w:color="000000"/>
-        </w:pBdr>
-        <w:ind w:left="-425"/>
-        <w:jc w:val="both"/>
-        <w:rPr>
-          <w:rFonts w:ascii="Times New Roman" w:hAnsi="Times New Roman" w:cs="Times New Roman"/>
-          <w:sz w:val="28"/>
-          <w:szCs w:val="24"/>
-        </w:rPr>
-      </w:pPr>
-      <w:r>
-        <w:rPr>
-          <w:rFonts w:ascii="Times New Roman" w:eastAsia="Times New Roman" w:hAnsi="Times New Roman" w:cs="Times New Roman"/>
-          <w:sz w:val="24"/>
-          <w:szCs w:val="24"/>
-        </w:rPr>
-        <w:t>Дата: _______________________</w:t>
-      </w:r>
-    </w:p>
-    <w:p>
-      <w:pPr>
-        <w:pBdr>
-          <w:top w:val="none" w:sz="4" w:space="0" w:color="000000"/>
-          <w:left w:val="none" w:sz="4" w:space="0" w:color="000000"/>
-          <w:bottom w:val="none" w:sz="4" w:space="0" w:color="000000"/>
-          <w:right w:val="none" w:sz="4" w:space="0" w:color="000000"/>
-        </w:pBdr>
-        <w:ind w:left="-425"/>
-        <w:jc w:val="both"/>
-        <w:rPr>
-          <w:rFonts w:ascii="Times New Roman" w:hAnsi="Times New Roman" w:cs="Times New Roman"/>
-          <w:sz w:val="28"/>
-          <w:szCs w:val="24"/>
-        </w:rPr>
-      </w:pPr>
-      <w:r>
-        <w:rPr>
-          <w:rFonts w:ascii="Times New Roman" w:eastAsia="Times New Roman" w:hAnsi="Times New Roman" w:cs="Times New Roman"/>
-          <w:sz w:val="24"/>
-          <w:szCs w:val="24"/>
-        </w:rPr>
-        <w:t>Подпись участника: ___________________________________</w:t>
-      </w:r>
-    </w:p>
-    <w:p>
-      <w:pPr>
-        <w:pBdr>
-          <w:top w:val="none" w:sz="4" w:space="0" w:color="000000"/>
-          <w:left w:val="none" w:sz="4" w:space="0" w:color="000000"/>
-          <w:bottom w:val="none" w:sz="4" w:space="0" w:color="000000"/>
-          <w:right w:val="none" w:sz="4" w:space="0" w:color="000000"/>
-        </w:pBdr>
-        <w:ind w:left="-425"/>
-        <w:jc w:val="both"/>
-        <w:rPr>
-          <w:rFonts w:ascii="Times New Roman" w:hAnsi="Times New Roman" w:cs="Times New Roman"/>
-          <w:sz w:val="28"/>
-          <w:szCs w:val="24"/>
-        </w:rPr>
-      </w:pPr>
-      <w:r>
-        <w:rPr>
-          <w:rFonts w:ascii="Times New Roman" w:eastAsia="Times New Roman" w:hAnsi="Times New Roman" w:cs="Times New Roman"/>
-          <w:sz w:val="24"/>
-          <w:szCs w:val="24"/>
-        </w:rPr>
-        <w:t>Подпись исследователя: ________________________________</w:t>
+        <w:br/>
+        <w:t>исследовании. Вы можете скачать и сохранить этот документ.</w:t>
       </w:r>
     </w:p>
     <w:p>
